--- a/masters/job-application-form/job-application-form.docx
+++ b/masters/job-application-form/job-application-form.docx
@@ -252,7 +252,7 @@
       </w:tblGrid>
       <w:tr>
         <w:trPr>
-          <w:trHeight w:val="453" w:hRule="atLeast"/>
+          <w:trHeight w:val="513" w:hRule="atLeast"/>
         </w:trPr>
         <w:tc>
           <w:tcPr>
@@ -429,6 +429,10 @@
               <w:bottom w:val="single" w:sz="6" w:space="0" w:color="C9D2DD"/>
               <w:right w:val="single" w:sz="6" w:space="0" w:color="C9D2DD"/>
             </w:tcBorders>
+            <w:tcMar>
+              <w:left w:w="0" w:type="dxa"/>
+              <w:right w:w="0" w:type="dxa"/>
+            </w:tcMar>
             <w:vAlign w:val="center"/>
           </w:tcPr>
           <w:p>
@@ -450,7 +454,7 @@
       </w:tr>
       <w:tr>
         <w:trPr>
-          <w:trHeight w:val="453" w:hRule="atLeast"/>
+          <w:trHeight w:val="513" w:hRule="atLeast"/>
         </w:trPr>
         <w:tc>
           <w:tcPr>
@@ -580,7 +584,7 @@
       </w:tr>
       <w:tr>
         <w:trPr>
-          <w:trHeight w:val="453" w:hRule="atLeast"/>
+          <w:trHeight w:val="513" w:hRule="atLeast"/>
         </w:trPr>
         <w:tc>
           <w:tcPr>
